--- a/отчет/Отчет по лабораторной работе №1.docx
+++ b/отчет/Отчет по лабораторной работе №1.docx
@@ -1027,7 +1027,12 @@
     </w:p>
     <w:p>
       <w:r>
-        <w:t>Нажатие на кнопку «Добавить в корзину» обрабатывает функция handleAdd, указанная в атрибуте onClick: она вызывает setCount и увеличивает количество на единицу, после чего React перерисовывает только ту карточку, состояние которой изменилось. Текущее количество выбранного товара выводится под кнопкой. Код компонента приведён на рисунке 2.</w:t>
+        <w:t>Нажатие на кнопку «Добавить в корзину» обрабатывает функция handleAdd, указанная в атрибуте onClick: она вызывает setCount и увеличивает количество на единицу, после чего React перерисовывает только ту карточку, состояние которой изменилось. Текущее количество выбранного товара выводится под кнопкой.</w:t>
+      </w:r>
+    </w:p>
+    <w:p>
+      <w:r>
+        <w:t xml:space="preserve">Чтобы количество можно было не только увеличивать, но и уменьшать, я добавил в карточку вторую кнопку — «Убрать из корзины». Её обработчик handleRemove также вызывает setCount, но вычитает из количества единицу, а функция Math.max не позволяет счётчику опуститься ниже нуля. Пока товар не добавлен в корзину, кнопка заблокирована атрибутом disabled, поэтому получить отрицательное количество невозможно. Оба обработчика записаны в функциональной форме setCount, при которой новое значение вычисляется на основе предыдущего. Код компонента приведён на рисунке 2.</w:t>
       </w:r>
     </w:p>
     <w:p>
@@ -1042,7 +1047,7 @@
         </w:rPr>
         <w:drawing>
           <wp:inline distT="0" distB="0" distL="0" distR="0" wp14:anchorId="462D5105" wp14:editId="5389F858">
-            <wp:extent cx="5486400" cy="4584192"/>
+            <wp:extent cx="5486400" cy="4913376"/>
             <wp:effectExtent l="0" t="0" r="0" b="0"/>
             <wp:docPr id="4" name="Picture 4"/>
             <wp:cNvGraphicFramePr>
@@ -1064,7 +1069,7 @@
                   <pic:spPr>
                     <a:xfrm>
                       <a:off x="0" y="0"/>
-                      <a:ext cx="5486400" cy="4584192"/>
+                      <a:ext cx="5486400" cy="4913376"/>
                     </a:xfrm>
                     <a:prstGeom prst="rect">
                       <a:avLst/>
@@ -1122,7 +1127,7 @@
         </w:rPr>
         <w:drawing>
           <wp:inline distT="0" distB="0" distL="0" distR="0" wp14:anchorId="6F092567" wp14:editId="4CECCDAA">
-            <wp:extent cx="4754880" cy="5684723"/>
+            <wp:extent cx="4754880" cy="5114138"/>
             <wp:effectExtent l="0" t="0" r="0" b="0"/>
             <wp:docPr id="5" name="Picture 5"/>
             <wp:cNvGraphicFramePr>
@@ -1144,7 +1149,7 @@
                   <pic:spPr>
                     <a:xfrm>
                       <a:off x="0" y="0"/>
-                      <a:ext cx="4754880" cy="5684723"/>
+                      <a:ext cx="4754880" cy="5114138"/>
                     </a:xfrm>
                     <a:prstGeom prst="rect">
                       <a:avLst/>
@@ -1197,7 +1202,7 @@
         </w:rPr>
         <w:drawing>
           <wp:inline distT="0" distB="0" distL="0" distR="0" wp14:anchorId="339AC64E" wp14:editId="53B6661E">
-            <wp:extent cx="4572000" cy="4760595"/>
+            <wp:extent cx="4572000" cy="5177790"/>
             <wp:effectExtent l="0" t="0" r="0" b="0"/>
             <wp:docPr id="6" name="Picture 6"/>
             <wp:cNvGraphicFramePr>
@@ -1219,7 +1224,7 @@
                   <pic:spPr>
                     <a:xfrm>
                       <a:off x="0" y="0"/>
-                      <a:ext cx="4572000" cy="4760595"/>
+                      <a:ext cx="4572000" cy="5177790"/>
                     </a:xfrm>
                     <a:prstGeom prst="rect">
                       <a:avLst/>
@@ -1259,7 +1264,7 @@
         <w:lastRenderedPageBreak/>
         <w:drawing>
           <wp:inline distT="0" distB="0" distL="0" distR="0" wp14:anchorId="17786731" wp14:editId="011B718F">
-            <wp:extent cx="4572000" cy="4760595"/>
+            <wp:extent cx="4572000" cy="5177790"/>
             <wp:effectExtent l="0" t="0" r="0" b="0"/>
             <wp:docPr id="7" name="Picture 7"/>
             <wp:cNvGraphicFramePr>
@@ -1281,7 +1286,7 @@
                   <pic:spPr>
                     <a:xfrm>
                       <a:off x="0" y="0"/>
-                      <a:ext cx="4572000" cy="4760595"/>
+                      <a:ext cx="4572000" cy="5177790"/>
                     </a:xfrm>
                     <a:prstGeom prst="rect">
                       <a:avLst/>
@@ -1304,6 +1309,67 @@
       </w:r>
     </w:p>
     <w:p>
+      <w:r>
+        <w:t xml:space="preserve">После этого я проверил уменьшение количества: на первой карточке, где было добавлено три единицы товара, я дважды нажал кнопку «Убрать из корзины», и счётчик уменьшился до одной единицы. Счётчики остальных карточек при этом не изменились, а на четвёртой карточке кнопка «Убрать из корзины» осталась заблокированной, поскольку товар в корзину не добавлялся (рисунок 6).</w:t>
+      </w:r>
+    </w:p>
+    <w:p>
+      <w:pPr>
+        <w:pStyle w:val="a6"/>
+        <w:keepNext/>
+        <w:spacing w:line="240" w:lineRule="auto"/>
+      </w:pPr>
+      <w:r>
+        <w:rPr>
+          <w:noProof/>
+        </w:rPr>
+        <w:drawing>
+          <wp:inline distT="0" distB="0" distL="0" distR="0">
+            <wp:extent cx="4572000" cy="5177790"/>
+            <wp:effectExtent l="0" t="0" r="0" b="0"/>
+            <wp:docPr id="20" name="Picture 20"/>
+            <wp:cNvGraphicFramePr>
+              <a:graphicFrameLocks xmlns:a="http://schemas.openxmlformats.org/drawingml/2006/main" noChangeAspect="1"/>
+            </wp:cNvGraphicFramePr>
+            <a:graphic xmlns:a="http://schemas.openxmlformats.org/drawingml/2006/main">
+              <a:graphicData uri="http://schemas.openxmlformats.org/drawingml/2006/picture">
+                <pic:pic xmlns:pic="http://schemas.openxmlformats.org/drawingml/2006/picture">
+                  <pic:nvPicPr>
+                    <pic:cNvPr id="0" name="app-remove.png"/>
+                    <pic:cNvPicPr/>
+                  </pic:nvPicPr>
+                  <pic:blipFill>
+                    <a:blip r:embed="rId15"/>
+                    <a:stretch>
+                      <a:fillRect/>
+                    </a:stretch>
+                  </pic:blipFill>
+                  <pic:spPr>
+                    <a:xfrm>
+                      <a:off x="0" y="0"/>
+                      <a:ext cx="4572000" cy="5177790"/>
+                    </a:xfrm>
+                    <a:prstGeom prst="rect">
+                      <a:avLst/>
+                    </a:prstGeom>
+                  </pic:spPr>
+                </pic:pic>
+              </a:graphicData>
+            </a:graphic>
+          </wp:inline>
+        </w:drawing>
+      </w:r>
+    </w:p>
+    <w:p>
+      <w:pPr>
+        <w:pStyle w:val="a8"/>
+        <w:jc w:val="center"/>
+      </w:pPr>
+      <w:r>
+        <w:t>Рисунок 6 — Приложение после уменьшения количества</w:t>
+      </w:r>
+    </w:p>
+    <w:p>
       <w:pPr>
         <w:pStyle w:val="a5"/>
         <w:keepNext/>
@@ -1318,7 +1384,7 @@
     </w:p>
     <w:p>
       <w:r>
-        <w:t>Работу я сохранил в системе контроля версий Git, разделив историю на осмысленные коммиты: отдельно каркас проекта, отдельно компонент ProductCard, отдельно компонент App и отдельно файл README.md с описанием задания и инструкцией по запуску (рисунок 6).</w:t>
+        <w:t>Работу я сохранил в системе контроля версий Git, разделив историю на осмысленные коммиты: отдельно каркас проекта, отдельно компонент ProductCard, отдельно компонент App и отдельно файл README.md с описанием задания и инструкцией по запуску, отдельно отчёт по работе и отдельно доработку с кнопкой уменьшения количества (рисунок 7).</w:t>
       </w:r>
     </w:p>
     <w:p>
@@ -1333,7 +1399,7 @@
         </w:rPr>
         <w:drawing>
           <wp:inline distT="0" distB="0" distL="0" distR="0" wp14:anchorId="14E03B9E" wp14:editId="795BC682">
-            <wp:extent cx="5760720" cy="1286969"/>
+            <wp:extent cx="5760720" cy="1539885"/>
             <wp:effectExtent l="0" t="0" r="0" b="0"/>
             <wp:docPr id="8" name="Picture 8"/>
             <wp:cNvGraphicFramePr>
@@ -1355,7 +1421,7 @@
                   <pic:spPr>
                     <a:xfrm>
                       <a:off x="0" y="0"/>
-                      <a:ext cx="5760720" cy="1286969"/>
+                      <a:ext cx="5760720" cy="1539885"/>
                     </a:xfrm>
                     <a:prstGeom prst="rect">
                       <a:avLst/>
@@ -1374,12 +1440,12 @@
         <w:jc w:val="center"/>
       </w:pPr>
       <w:r>
-        <w:t>Рисунок 6 — История коммитов в локальном репозитории</w:t>
-      </w:r>
-    </w:p>
-    <w:p>
-      <w:r>
-        <w:t>После этого я создал на GitHub публичный репозиторий UP и отправил в него ветку main командой git push. Опубликованный репозиторий доступен по адресу https://github.com/isipdagusakov-sudo/UP (рисунок 7).</w:t>
+        <w:t>Рисунок 7 — История коммитов в локальном репозитории</w:t>
+      </w:r>
+    </w:p>
+    <w:p>
+      <w:r>
+        <w:t>После этого я создал на GitHub публичный репозиторий UP и отправил в него ветку main командой git push. Опубликованный репозиторий доступен по адресу https://github.com/isipdagusakov-sudo/UP (рисунок 8).</w:t>
       </w:r>
     </w:p>
     <w:p>
@@ -1395,7 +1461,7 @@
         <w:lastRenderedPageBreak/>
         <w:drawing>
           <wp:inline distT="0" distB="0" distL="0" distR="0" wp14:anchorId="50DB51B7" wp14:editId="08DAABAE">
-            <wp:extent cx="5760720" cy="2654046"/>
+            <wp:extent cx="5760720" cy="3460547"/>
             <wp:effectExtent l="0" t="0" r="0" b="0"/>
             <wp:docPr id="9" name="Picture 9"/>
             <wp:cNvGraphicFramePr>
@@ -1417,7 +1483,7 @@
                   <pic:spPr>
                     <a:xfrm>
                       <a:off x="0" y="0"/>
-                      <a:ext cx="5760720" cy="2654046"/>
+                      <a:ext cx="5760720" cy="3460547"/>
                     </a:xfrm>
                     <a:prstGeom prst="rect">
                       <a:avLst/>
@@ -1436,7 +1502,7 @@
         <w:jc w:val="center"/>
       </w:pPr>
       <w:r>
-        <w:t>Рисунок 7 — Опубликованный репозиторий на GitHub</w:t>
+        <w:t>Рисунок 8 — Опубликованный репозиторий на GitHub</w:t>
       </w:r>
     </w:p>
     <w:p>
@@ -1446,7 +1512,7 @@
         </w:rPr>
       </w:pPr>
       <w:r>
-        <w:t>Вывод: В ходе лабораторной работы я разработал на React приложение «Карточка товара со счётчиком»: компонент ProductCard получает данные о товаре через props, а количество добавленного товара хранит в собственном состоянии, объявленном хуком useState. Компонент App выводит четыре карточки с разными данными, передавая их через props. Я изучил принципы разделения интерфейса на функциональные компоненты, однонаправленную передачу данных через props, работу хука useState и обработку событий с помощью атрибута onClick. Проверка показала, что счётчик каждой карточки изменяется независимо от остальных, поскольку React создаёт отдельное состояние для каждого экземпляра компонента. Кроме того, я научился вести историю проекта в Git осмысленными коммитами и публиковать её в публичном репозитории на GitHub.</w:t>
+        <w:t>Вывод: В ходе лабораторной работы я разработал на React приложение «Карточка товара со счётчиком»: компонент ProductCard получает данные о товаре через props, а количество добавленного товара хранит в собственном состоянии, объявленном хуком useState. Компонент App выводит четыре карточки с разными данными, передавая их через props. Я изучил принципы разделения интерфейса на функциональные компоненты, однонаправленную передачу данных через props, работу хука useState и обработку событий с помощью атрибута onClick. Количество товара можно как увеличивать, так и уменьшать: обработчик handleRemove вычитает из счётчика единицу, а функция Math.max и атрибут disabled не дают количеству стать отрицательным. Проверка показала, что счётчик каждой карточки изменяется независимо от остальных, поскольку React создаёт отдельное состояние для каждого экземпляра компонента. Кроме того, я научился вести историю проекта в Git осмысленными коммитами и публиковать её в публичном репозитории на GitHub.</w:t>
       </w:r>
     </w:p>
     <w:sectPr>
